--- a/downloads/teacher/05 Materials/Unit 06/Handouts/Handout 06.17 - Serve and Clean Zones and Project Reflection.docx
+++ b/downloads/teacher/05 Materials/Unit 06/Handouts/Handout 06.17 - Serve and Clean Zones and Project Reflection.docx
@@ -908,7 +908,7 @@
         <w:t xml:space="preserve"> </w:t>
       </w:r>
       <w:r>
-        <w:t xml:space="preserve">The other stations.</w:t>
+        <w:t xml:space="preserve">The others on your own station.</w:t>
       </w:r>
     </w:p>
     <w:p>
@@ -1295,17 +1295,6 @@
     </w:tbl>
     <w:p>
       <w:pPr>
-        <w:pStyle w:val="BodyText"/>
-      </w:pPr>
-      <w:r>
-        <w:rPr>
-          <w:b/>
-        </w:rPr>
-        <w:t xml:space="preserve">[check with a native speaker]</w:t>
-      </w:r>
-    </w:p>
-    <w:p>
-      <w:pPr>
         <w:pStyle w:val="Heading2"/>
       </w:pPr>
       <w:bookmarkStart w:id="28" w:name="the-table-question"/>
@@ -2924,17 +2913,6 @@
     </w:tbl>
     <w:p>
       <w:pPr>
-        <w:pStyle w:val="BodyText"/>
-      </w:pPr>
-      <w:r>
-        <w:rPr>
-          <w:b/>
-        </w:rPr>
-        <w:t xml:space="preserve">[check with a native speaker]</w:t>
-      </w:r>
-    </w:p>
-    <w:p>
-      <w:pPr>
         <w:pStyle w:val="Heading2"/>
       </w:pPr>
       <w:bookmarkStart w:id="44" w:name="X0772356f66773f0aa7dcb2963709d150d3cc042"/>
@@ -3349,7 +3327,7 @@
         <w:rPr>
           <w:b/>
         </w:rPr>
-        <w:t xml:space="preserve">$75.50</w:t>
+        <w:t xml:space="preserve">$74.20</w:t>
       </w:r>
       <w:r>
         <w:t xml:space="preserve"> </w:t>
@@ -3379,7 +3357,7 @@
         <w:rPr>
           <w:b/>
         </w:rPr>
-        <w:t xml:space="preserve">$2.70</w:t>
+        <w:t xml:space="preserve">$2.65</w:t>
       </w:r>
       <w:r>
         <w:t xml:space="preserve"> </w:t>
